--- a/klagomål/A 33558-2026 FSC-klagomål.docx
+++ b/klagomål/A 33558-2026 FSC-klagomål.docx
@@ -681,7 +681,7 @@
     <w:r>
       <w:tab/>
       <w:tab/>
-      <w:t>2026-09-14</w:t>
+      <w:t>2026-09-15</w:t>
       <w:br/>
       <w:br/>
     </w:r>

--- a/klagomål/A 33558-2026 FSC-klagomål.docx
+++ b/klagomål/A 33558-2026 FSC-klagomål.docx
@@ -681,7 +681,7 @@
     <w:r>
       <w:tab/>
       <w:tab/>
-      <w:t>2026-09-15</w:t>
+      <w:t>2026-09-16</w:t>
       <w:br/>
       <w:br/>
     </w:r>

--- a/klagomål/A 33558-2026 FSC-klagomål.docx
+++ b/klagomål/A 33558-2026 FSC-klagomål.docx
@@ -681,7 +681,7 @@
     <w:r>
       <w:tab/>
       <w:tab/>
-      <w:t>2026-09-16</w:t>
+      <w:t>2026-09-17</w:t>
       <w:br/>
       <w:br/>
     </w:r>

--- a/klagomål/A 33558-2026 FSC-klagomål.docx
+++ b/klagomål/A 33558-2026 FSC-klagomål.docx
@@ -681,7 +681,7 @@
     <w:r>
       <w:tab/>
       <w:tab/>
-      <w:t>2026-09-17</w:t>
+      <w:t>2026-09-18</w:t>
       <w:br/>
       <w:br/>
     </w:r>

--- a/klagomål/A 33558-2026 FSC-klagomål.docx
+++ b/klagomål/A 33558-2026 FSC-klagomål.docx
@@ -681,7 +681,7 @@
     <w:r>
       <w:tab/>
       <w:tab/>
-      <w:t>2026-09-18</w:t>
+      <w:t>2026-09-19</w:t>
       <w:br/>
       <w:br/>
     </w:r>

--- a/klagomål/A 33558-2026 FSC-klagomål.docx
+++ b/klagomål/A 33558-2026 FSC-klagomål.docx
@@ -681,7 +681,7 @@
     <w:r>
       <w:tab/>
       <w:tab/>
-      <w:t>2026-09-19</w:t>
+      <w:t>2026-09-21</w:t>
       <w:br/>
       <w:br/>
     </w:r>

--- a/klagomål/A 33558-2026 FSC-klagomål.docx
+++ b/klagomål/A 33558-2026 FSC-klagomål.docx
@@ -681,7 +681,7 @@
     <w:r>
       <w:tab/>
       <w:tab/>
-      <w:t>2026-09-21</w:t>
+      <w:t>2026-09-23</w:t>
       <w:br/>
       <w:br/>
     </w:r>

--- a/klagomål/A 33558-2026 FSC-klagomål.docx
+++ b/klagomål/A 33558-2026 FSC-klagomål.docx
@@ -178,7 +178,7 @@
       <w:r>
         <w:drawing>
           <wp:inline xmlns:a="http://schemas.openxmlformats.org/drawingml/2006/main" xmlns:pic="http://schemas.openxmlformats.org/drawingml/2006/picture">
-            <wp:extent cx="5486400" cy="5321808"/>
+            <wp:extent cx="5486400" cy="5041182"/>
             <wp:docPr id="1" name="Picture 1"/>
             <wp:cNvGraphicFramePr>
               <a:graphicFrameLocks noChangeAspect="1"/>
@@ -199,7 +199,7 @@
                   <pic:spPr>
                     <a:xfrm>
                       <a:off x="0" y="0"/>
-                      <a:ext cx="5486400" cy="5321808"/>
+                      <a:ext cx="5486400" cy="5041182"/>
                     </a:xfrm>
                     <a:prstGeom prst="rect"/>
                   </pic:spPr>
@@ -216,12 +216,12 @@
         <w:spacing w:after="240"/>
       </w:pPr>
       <w:r>
-        <w:t>Figur 1. Fyndplatser för naturvårdsarter i avverkningsanmälan. Markörer utan svart kant är placerade på fyndplatsen. Markörer med svart kant är placerade vid sidan av fyndplatsen och har ett svart streck som visar fyndplatsens exakta position. Kartans mittpunktskoordinat är N 6522518, E 293970 i SWEREF 99 TM.</w:t>
+        <w:t>Figur 1. Fyndplatser för naturvårdsarter i och inom 12 meter från avverkningsanmälan. Markörer utan svart kant är placerade på fyndplatsen. Markörer med svart kant är placerade vid sidan av fyndplatsen och har ett svart streck som visar fyndplatsens exakta position. Kartans mittpunktskoordinat är N 6522518, E 293970 i SWEREF 99 TM.</w:t>
       </w:r>
     </w:p>
     <w:p>
       <w:r>
-        <w:t>I avverkningsanmälan finns fynd av 3 naturvårdsarter, varav 2 är fridlysta, 1 är typisk (T) och 1 är signalart (S): barkticka (S, T), vanlig padda (§6) och revlummer (§9). Se Figur 1.</w:t>
+        <w:t>I och inom 12 meter från avverkningsanmälan finns fynd av 8 naturvårdsarter, varav 1 är rödlistad, 4 är fridlysta, 4 är typiska (T) och 3 är signalarter (S): kattfotslav (NT, T), barkticka (S, T), rävticka (S, T), thomsons trägnagare (S), spillkråka (T, §4), vattenfladdermus (§4a), vanlig padda (§6) och revlummer (§9). Se Figur 1.</w:t>
       </w:r>
     </w:p>
     <w:p>
@@ -244,7 +244,36 @@
     </w:p>
     <w:p>
       <w:r>
-        <w:t>Nedan följer beskrivningar av de naturvårdsarter och fridlysta arter som har sina livsmiljöer och växtplatser i den avverkningsanmälda skogen. De påträffade naturvårdsarterna är ett tydligt kvitto på att det rör sig om en skog med höga naturvärden.</w:t>
+        <w:t>Nedan följer beskrivningar av de naturvårdsarter och fridlysta arter som har sina livsmiljöer och växtplatser i den avverkningsanmälda skogen. Se även ytterligare artfakta i BILAGA 1. De påträffade naturvårdsarterna är ett tydligt kvitto på att det rör sig om en skog med höga naturvärden.</w:t>
+      </w:r>
+    </w:p>
+    <w:p>
+      <w:r>
+        <w:rPr>
+          <w:b/>
+        </w:rPr>
+        <w:t xml:space="preserve">Kattfotslav (NT) </w:t>
+      </w:r>
+      <w:r>
+        <w:t xml:space="preserve">är en mycket god signalart i hela sitt svenska utbredningsområde och skogsbestånd med kattfotslav är alltid värdefulla ur naturvårdssynpunkt. Arten indikerar dels ett mikroklimat med konstant hög luftfuktighet, dels kontinuitet av äldre träd och god trädslutenhet. Trots att den är vanligare i sydvästra Sverige växer den enbart i skogsbestånd med höga naturvärden. Den är känslig för skogliga ingrepp som kan förändra lokal- och mikroklimat. Kattfotslav är typisk art för </w:t>
+      </w:r>
+      <w:r>
+        <w:rPr>
+          <w:i/>
+        </w:rPr>
+        <w:t xml:space="preserve">9010 Taiga, 9160 Näringsrik ekskog </w:t>
+      </w:r>
+      <w:r>
+        <w:t>och</w:t>
+      </w:r>
+      <w:r>
+        <w:rPr>
+          <w:i/>
+        </w:rPr>
+        <w:t xml:space="preserve"> 9190 Näringsfattig ekskog</w:t>
+      </w:r>
+      <w:r>
+        <w:t xml:space="preserve"> (Nitare &amp; Skogsstyrelsen, 2019; SLU Artdatabanken, 2026).</w:t>
       </w:r>
     </w:p>
     <w:p>
@@ -274,6 +303,84 @@
       </w:r>
       <w:r>
         <w:t xml:space="preserve"> (SLU Artdatabanken, 2025; Nitare &amp; Skogsstyrelsen, 2019).</w:t>
+      </w:r>
+    </w:p>
+    <w:p>
+      <w:r>
+        <w:rPr>
+          <w:b/>
+        </w:rPr>
+        <w:t>Rävticka</w:t>
+      </w:r>
+      <w:r>
+        <w:t xml:space="preserve"> är typisk art för </w:t>
+      </w:r>
+      <w:r>
+        <w:rPr>
+          <w:i/>
+        </w:rPr>
+        <w:t xml:space="preserve">9010 Taiga </w:t>
+      </w:r>
+      <w:r>
+        <w:t>(SLU Artdatabanken, 2025).</w:t>
+      </w:r>
+    </w:p>
+    <w:p>
+      <w:r>
+        <w:rPr>
+          <w:b/>
+        </w:rPr>
+        <w:t>Spillkråka (§4)</w:t>
+      </w:r>
+      <w:r>
+        <w:t xml:space="preserve"> omfattas av bilaga 1 i EU:s fågeldirektiv och är typisk art för </w:t>
+      </w:r>
+      <w:r>
+        <w:rPr>
+          <w:i/>
+        </w:rPr>
+        <w:t xml:space="preserve">9010 Taiga </w:t>
+      </w:r>
+      <w:r>
+        <w:t>och</w:t>
+      </w:r>
+      <w:r>
+        <w:rPr>
+          <w:i/>
+        </w:rPr>
+        <w:t xml:space="preserve"> 9740 Skogsbevuxen myr</w:t>
+      </w:r>
+      <w:r>
+        <w:t>. Den behöver grova träd, främst tall, asp och bok som boträd. Skogsbruk med korta omloppstider och täta, homogena ungskogar utgör det största hotet. Spillkråka är en nyckelart i skogliga miljöer vars övergivna bohål utnyttjas av flera andra hålhäckande fågelarter och fladdermöss, däribland pärluggla (EN, §4), knipa (§4), salskrake (§4) och skogsduva (§4). Hökuggla (VU, §4) och slaguggla (§4) häckar ofta i högstubbar som brutits av i höjd med ett gammalt spillkråkebo (SLU Artdatabanken, 2026; Skogsstyrelsen, 2016).</w:t>
+      </w:r>
+    </w:p>
+    <w:p>
+      <w:r>
+        <w:rPr>
+          <w:b/>
+        </w:rPr>
+        <w:t>Vattenfladdermus (§4a)</w:t>
+      </w:r>
+      <w:r>
+        <w:t xml:space="preserve"> omfattas av bilaga 4 EU:s art- och habitatdirektiv vilket innebär ett strikt skydd där arten och dess livsmiljöer ska bevaras. Arten förekommer mest vid vatten, vid både sjöar och vattendrag där den födosöker antingen tätt ovanför vattenytan eller i strandskog. Kolonin kan ligga ganska långt från vatten och den kan ibland jaga i skog flera kilometer från vatten. För vattenfladdermusen bör framförallt åtgärder planeras och vidtas i strandnära områden. Sumpskog och hålträd behöver bevaras och återskapas. Gamla träd med grov bark, skador, håligheter eller döda delar bör lämnas och yngre träd (efterträdare) tillåtas finnas kvar och åldras för att säkra framtida förekomst av lämpliga yngelmiljöer. Övervintringsplatser måste skyddas effektivt från störningar. Vattenfladdermus är typisk art för </w:t>
+      </w:r>
+      <w:r>
+        <w:rPr>
+          <w:i/>
+        </w:rPr>
+        <w:t>8310 Grottor</w:t>
+      </w:r>
+      <w:r>
+        <w:t xml:space="preserve"> och </w:t>
+      </w:r>
+      <w:r>
+        <w:rPr>
+          <w:i/>
+        </w:rPr>
+        <w:t>8330 Havsgrottor</w:t>
+      </w:r>
+      <w:r>
+        <w:t xml:space="preserve"> (SLU Artdatabanken, 2025).</w:t>
       </w:r>
     </w:p>
     <w:p>
@@ -328,6 +435,22 @@
       <w:r>
         <w:t>I den avverkningsanmälda skogen har fridlysta arter sina livsmiljöer och växtplatser. Att skada de fridlysta arternas livsmiljöer, växtplatser eller ekologiska funktion är inte tillåtet enligt artskyddsförordningen.</w:t>
       </w:r>
+      <w:r>
+        <w:rPr>
+          <w:i/>
+        </w:rPr>
+        <w:t xml:space="preserve"> EU:s medlemsländer och skogsbolag är skyldiga att agera i enlighet med EU:s fågeldirektiv där det uttryckligen står att direktivet gäller för fåglar samt för deras ägg, bon och </w:t>
+      </w:r>
+      <w:r>
+        <w:rPr>
+          <w:b/>
+          <w:i/>
+        </w:rPr>
+        <w:t xml:space="preserve">livsmiljöer </w:t>
+      </w:r>
+      <w:r>
+        <w:t>(artikel 1). Vidare att de åtgärder som vidtas inte får leda till en försämring av den nuvarande situationen beträffande bevarandet av de fågelarter som avses i artikel 1 (artikel 13).</w:t>
+      </w:r>
     </w:p>
     <w:p>
       <w:r>
@@ -366,7 +489,7 @@
         <w:rPr>
           <w:i/>
         </w:rPr>
-        <w:t>I det avverkningsanmälda skogsområdet har 3 naturvårdsarter varav 0 rödlistade arter sina livsmiljöer och växtplatser.</w:t>
+        <w:t>I det avverkningsanmälda skogsområdet har 8 naturvårdsarter varav 1 rödlistade arter sina livsmiljöer och växtplatser.</w:t>
       </w:r>
     </w:p>
     <w:p>
@@ -553,6 +676,91 @@
         <w:t>I den avverkningsanmälda skogen har fridlysta arter sina livsmiljöer och växtplatser. Att skada de fridlysta arternas livsmiljöer, växtplatser eller ekologiska funktion är inte tillåtet enligt artskyddsförordningen</w:t>
       </w:r>
     </w:p>
+    <w:p>
+      <w:r>
+        <w:br w:type="page"/>
+      </w:r>
+    </w:p>
+    <w:p>
+      <w:pPr>
+        <w:pStyle w:val="Title"/>
+      </w:pPr>
+      <w:r>
+        <w:t>BILAGA 1 – Fridlysta arter</w:t>
+      </w:r>
+    </w:p>
+    <w:p>
+      <w:pPr>
+        <w:pStyle w:val="Heading1"/>
+      </w:pPr>
+      <w:r>
+        <w:t>Spillkråka – ekologi samt krav på livsmiljön</w:t>
+      </w:r>
+    </w:p>
+    <w:p>
+      <w:r>
+        <w:t xml:space="preserve">Spillkråka (§4) ingår i bilaga 1 EU:s fågeldirektiv och är typisk art för </w:t>
+      </w:r>
+      <w:r>
+        <w:rPr>
+          <w:i/>
+        </w:rPr>
+        <w:t xml:space="preserve">9010 Taiga </w:t>
+      </w:r>
+      <w:r>
+        <w:t>och</w:t>
+      </w:r>
+      <w:r>
+        <w:rPr>
+          <w:i/>
+        </w:rPr>
+        <w:t xml:space="preserve"> 9740 Skogsbevuxen myr</w:t>
+      </w:r>
+      <w:r>
+        <w:t>. Den lever i både barr- och blandskog liksom i ren lövskog. De tätaste populationerna tenderar att finnas i äldre, variationsrik blandskog med gott om död ved och gamla träd. Varje par utnyttjar 400–1000 hektar skog beroende på skogens kvalitet. Skogsbruk med korta omloppstider och täta, homogena ungskogar utgör det största hotet (SLU Artdatabanken, 2026).</w:t>
+      </w:r>
+    </w:p>
+    <w:p>
+      <w:r>
+        <w:t>Spillkråka är en nyckelart i skogliga miljöer vars övergivna bohål utnyttjas av flera andra hålhäckande fågelarter och fladdermöss, däribland pärluggla (EN, §4), knipa (§4), salskrake (§4) och skogsduva (§4). Hökuggla (VU, §4) och slaguggla (§4) häckar ofta i högstubbar som brutits av i höjd med ett gammalt spillkråkebo (Skogsstyrelsen, 2016).</w:t>
+      </w:r>
+    </w:p>
+    <w:p>
+      <w:pPr>
+        <w:pStyle w:val="Heading2"/>
+      </w:pPr>
+      <w:r>
+        <w:t>Referenser – spillkråka</w:t>
+      </w:r>
+    </w:p>
+    <w:p>
+      <w:r>
+        <w:t xml:space="preserve">Skogsstyrelsen, 2016. </w:t>
+      </w:r>
+      <w:r>
+        <w:rPr>
+          <w:i/>
+        </w:rPr>
+        <w:t xml:space="preserve">Vägledning för hänsyn till spillkråka. </w:t>
+      </w:r>
+      <w:r>
+        <w:t>Vägledningar och kunskapsstöd artskydd – Skogsstyrelsen.</w:t>
+      </w:r>
+    </w:p>
+    <w:p>
+      <w:r>
+        <w:t xml:space="preserve">SLU Artdatabanken, 2026. </w:t>
+      </w:r>
+      <w:r>
+        <w:rPr>
+          <w:i/>
+        </w:rPr>
+        <w:t xml:space="preserve">Artfaktablad. Naturvård – artfakta. </w:t>
+      </w:r>
+      <w:r>
+        <w:t>SLU Artdatabanken, Uppsala.</w:t>
+      </w:r>
+    </w:p>
     <w:sectPr>
       <w:headerReference w:type="even" r:id="rId8"/>
       <w:headerReference w:type="default" r:id="rId9"/>
@@ -681,7 +889,7 @@
     <w:r>
       <w:tab/>
       <w:tab/>
-      <w:t>2026-09-23</w:t>
+      <w:t>2026-09-24</w:t>
       <w:br/>
       <w:br/>
     </w:r>

--- a/klagomål/A 33558-2026 FSC-klagomål.docx
+++ b/klagomål/A 33558-2026 FSC-klagomål.docx
@@ -889,7 +889,7 @@
     <w:r>
       <w:tab/>
       <w:tab/>
-      <w:t>2026-09-24</w:t>
+      <w:t>2026-09-25</w:t>
       <w:br/>
       <w:br/>
     </w:r>

--- a/klagomål/A 33558-2026 FSC-klagomål.docx
+++ b/klagomål/A 33558-2026 FSC-klagomål.docx
@@ -889,7 +889,7 @@
     <w:r>
       <w:tab/>
       <w:tab/>
-      <w:t>2026-09-25</w:t>
+      <w:t>2026-09-26</w:t>
       <w:br/>
       <w:br/>
     </w:r>

--- a/klagomål/A 33558-2026 FSC-klagomål.docx
+++ b/klagomål/A 33558-2026 FSC-klagomål.docx
@@ -889,7 +889,7 @@
     <w:r>
       <w:tab/>
       <w:tab/>
-      <w:t>2026-09-26</w:t>
+      <w:t>2026-09-27</w:t>
       <w:br/>
       <w:br/>
     </w:r>

--- a/klagomål/A 33558-2026 FSC-klagomål.docx
+++ b/klagomål/A 33558-2026 FSC-klagomål.docx
@@ -889,7 +889,7 @@
     <w:r>
       <w:tab/>
       <w:tab/>
-      <w:t>2026-09-27</w:t>
+      <w:t>2026-09-28</w:t>
       <w:br/>
       <w:br/>
     </w:r>

--- a/klagomål/A 33558-2026 FSC-klagomål.docx
+++ b/klagomål/A 33558-2026 FSC-klagomål.docx
@@ -889,7 +889,7 @@
     <w:r>
       <w:tab/>
       <w:tab/>
-      <w:t>2026-09-28</w:t>
+      <w:t>2026-09-29</w:t>
       <w:br/>
       <w:br/>
     </w:r>

--- a/klagomål/A 33558-2026 FSC-klagomål.docx
+++ b/klagomål/A 33558-2026 FSC-klagomål.docx
@@ -889,7 +889,7 @@
     <w:r>
       <w:tab/>
       <w:tab/>
-      <w:t>2026-09-29</w:t>
+      <w:t>2026-09-30</w:t>
       <w:br/>
       <w:br/>
     </w:r>

--- a/klagomål/A 33558-2026 FSC-klagomål.docx
+++ b/klagomål/A 33558-2026 FSC-klagomål.docx
@@ -889,7 +889,7 @@
     <w:r>
       <w:tab/>
       <w:tab/>
-      <w:t>2026-09-30</w:t>
+      <w:t>2026-10-01</w:t>
       <w:br/>
       <w:br/>
     </w:r>

--- a/klagomål/A 33558-2026 FSC-klagomål.docx
+++ b/klagomål/A 33558-2026 FSC-klagomål.docx
@@ -889,7 +889,7 @@
     <w:r>
       <w:tab/>
       <w:tab/>
-      <w:t>2026-10-01</w:t>
+      <w:t>2026-10-02</w:t>
       <w:br/>
       <w:br/>
     </w:r>

--- a/klagomål/A 33558-2026 FSC-klagomål.docx
+++ b/klagomål/A 33558-2026 FSC-klagomål.docx
@@ -889,7 +889,7 @@
     <w:r>
       <w:tab/>
       <w:tab/>
-      <w:t>2026-10-02</w:t>
+      <w:t>2026-10-03</w:t>
       <w:br/>
       <w:br/>
     </w:r>

--- a/klagomål/A 33558-2026 FSC-klagomål.docx
+++ b/klagomål/A 33558-2026 FSC-klagomål.docx
@@ -889,7 +889,7 @@
     <w:r>
       <w:tab/>
       <w:tab/>
-      <w:t>2026-10-03</w:t>
+      <w:t>2026-10-04</w:t>
       <w:br/>
       <w:br/>
     </w:r>

--- a/klagomål/A 33558-2026 FSC-klagomål.docx
+++ b/klagomål/A 33558-2026 FSC-klagomål.docx
@@ -889,7 +889,7 @@
     <w:r>
       <w:tab/>
       <w:tab/>
-      <w:t>2026-10-04</w:t>
+      <w:t>2026-10-05</w:t>
       <w:br/>
       <w:br/>
     </w:r>

--- a/klagomål/A 33558-2026 FSC-klagomål.docx
+++ b/klagomål/A 33558-2026 FSC-klagomål.docx
@@ -889,7 +889,7 @@
     <w:r>
       <w:tab/>
       <w:tab/>
-      <w:t>2026-10-05</w:t>
+      <w:t>2026-10-06</w:t>
       <w:br/>
       <w:br/>
     </w:r>

--- a/klagomål/A 33558-2026 FSC-klagomål.docx
+++ b/klagomål/A 33558-2026 FSC-klagomål.docx
@@ -889,7 +889,7 @@
     <w:r>
       <w:tab/>
       <w:tab/>
-      <w:t>2026-10-06</w:t>
+      <w:t>2026-10-07</w:t>
       <w:br/>
       <w:br/>
     </w:r>

--- a/klagomål/A 33558-2026 FSC-klagomål.docx
+++ b/klagomål/A 33558-2026 FSC-klagomål.docx
@@ -889,7 +889,7 @@
     <w:r>
       <w:tab/>
       <w:tab/>
-      <w:t>2026-10-07</w:t>
+      <w:t>2026-10-08</w:t>
       <w:br/>
       <w:br/>
     </w:r>

--- a/klagomål/A 33558-2026 FSC-klagomål.docx
+++ b/klagomål/A 33558-2026 FSC-klagomål.docx
@@ -889,7 +889,7 @@
     <w:r>
       <w:tab/>
       <w:tab/>
-      <w:t>2026-10-08</w:t>
+      <w:t>2026-10-09</w:t>
       <w:br/>
       <w:br/>
     </w:r>

--- a/klagomål/A 33558-2026 FSC-klagomål.docx
+++ b/klagomål/A 33558-2026 FSC-klagomål.docx
@@ -889,7 +889,7 @@
     <w:r>
       <w:tab/>
       <w:tab/>
-      <w:t>2026-10-09</w:t>
+      <w:t>2026-10-10</w:t>
       <w:br/>
       <w:br/>
     </w:r>

--- a/klagomål/A 33558-2026 FSC-klagomål.docx
+++ b/klagomål/A 33558-2026 FSC-klagomål.docx
@@ -889,7 +889,7 @@
     <w:r>
       <w:tab/>
       <w:tab/>
-      <w:t>2026-10-10</w:t>
+      <w:t>2026-10-11</w:t>
       <w:br/>
       <w:br/>
     </w:r>

--- a/klagomål/A 33558-2026 FSC-klagomål.docx
+++ b/klagomål/A 33558-2026 FSC-klagomål.docx
@@ -889,7 +889,7 @@
     <w:r>
       <w:tab/>
       <w:tab/>
-      <w:t>2026-10-11</w:t>
+      <w:t>2026-10-12</w:t>
       <w:br/>
       <w:br/>
     </w:r>

--- a/klagomål/A 33558-2026 FSC-klagomål.docx
+++ b/klagomål/A 33558-2026 FSC-klagomål.docx
@@ -889,7 +889,7 @@
     <w:r>
       <w:tab/>
       <w:tab/>
-      <w:t>2026-10-12</w:t>
+      <w:t>2026-10-13</w:t>
       <w:br/>
       <w:br/>
     </w:r>

--- a/klagomål/A 33558-2026 FSC-klagomål.docx
+++ b/klagomål/A 33558-2026 FSC-klagomål.docx
@@ -889,7 +889,7 @@
     <w:r>
       <w:tab/>
       <w:tab/>
-      <w:t>2026-10-13</w:t>
+      <w:t>2026-10-14</w:t>
       <w:br/>
       <w:br/>
     </w:r>

--- a/klagomål/A 33558-2026 FSC-klagomål.docx
+++ b/klagomål/A 33558-2026 FSC-klagomål.docx
@@ -889,7 +889,7 @@
     <w:r>
       <w:tab/>
       <w:tab/>
-      <w:t>2026-10-14</w:t>
+      <w:t>2026-10-15</w:t>
       <w:br/>
       <w:br/>
     </w:r>

--- a/klagomål/A 33558-2026 FSC-klagomål.docx
+++ b/klagomål/A 33558-2026 FSC-klagomål.docx
@@ -889,7 +889,7 @@
     <w:r>
       <w:tab/>
       <w:tab/>
-      <w:t>2026-10-15</w:t>
+      <w:t>2026-10-16</w:t>
       <w:br/>
       <w:br/>
     </w:r>

--- a/klagomål/A 33558-2026 FSC-klagomål.docx
+++ b/klagomål/A 33558-2026 FSC-klagomål.docx
@@ -889,7 +889,7 @@
     <w:r>
       <w:tab/>
       <w:tab/>
-      <w:t>2026-10-16</w:t>
+      <w:t>2026-10-17</w:t>
       <w:br/>
       <w:br/>
     </w:r>

--- a/klagomål/A 33558-2026 FSC-klagomål.docx
+++ b/klagomål/A 33558-2026 FSC-klagomål.docx
@@ -889,7 +889,7 @@
     <w:r>
       <w:tab/>
       <w:tab/>
-      <w:t>2026-10-17</w:t>
+      <w:t>2026-10-18</w:t>
       <w:br/>
       <w:br/>
     </w:r>

--- a/klagomål/A 33558-2026 FSC-klagomål.docx
+++ b/klagomål/A 33558-2026 FSC-klagomål.docx
@@ -889,7 +889,7 @@
     <w:r>
       <w:tab/>
       <w:tab/>
-      <w:t>2026-10-18</w:t>
+      <w:t>2026-10-19</w:t>
       <w:br/>
       <w:br/>
     </w:r>

--- a/klagomål/A 33558-2026 FSC-klagomål.docx
+++ b/klagomål/A 33558-2026 FSC-klagomål.docx
@@ -889,7 +889,7 @@
     <w:r>
       <w:tab/>
       <w:tab/>
-      <w:t>2026-10-19</w:t>
+      <w:t>2026-10-20</w:t>
       <w:br/>
       <w:br/>
     </w:r>

--- a/klagomål/A 33558-2026 FSC-klagomål.docx
+++ b/klagomål/A 33558-2026 FSC-klagomål.docx
@@ -889,7 +889,7 @@
     <w:r>
       <w:tab/>
       <w:tab/>
-      <w:t>2026-10-20</w:t>
+      <w:t>2026-10-21</w:t>
       <w:br/>
       <w:br/>
     </w:r>

--- a/klagomål/A 33558-2026 FSC-klagomål.docx
+++ b/klagomål/A 33558-2026 FSC-klagomål.docx
@@ -889,7 +889,7 @@
     <w:r>
       <w:tab/>
       <w:tab/>
-      <w:t>2026-10-21</w:t>
+      <w:t>2026-10-22</w:t>
       <w:br/>
       <w:br/>
     </w:r>

--- a/klagomål/A 33558-2026 FSC-klagomål.docx
+++ b/klagomål/A 33558-2026 FSC-klagomål.docx
@@ -889,7 +889,7 @@
     <w:r>
       <w:tab/>
       <w:tab/>
-      <w:t>2026-10-22</w:t>
+      <w:t>2026-10-23</w:t>
       <w:br/>
       <w:br/>
     </w:r>

--- a/klagomål/A 33558-2026 FSC-klagomål.docx
+++ b/klagomål/A 33558-2026 FSC-klagomål.docx
@@ -889,7 +889,7 @@
     <w:r>
       <w:tab/>
       <w:tab/>
-      <w:t>2026-10-23</w:t>
+      <w:t>2026-10-24</w:t>
       <w:br/>
       <w:br/>
     </w:r>

--- a/klagomål/A 33558-2026 FSC-klagomål.docx
+++ b/klagomål/A 33558-2026 FSC-klagomål.docx
@@ -889,7 +889,7 @@
     <w:r>
       <w:tab/>
       <w:tab/>
-      <w:t>2026-10-24</w:t>
+      <w:t>2026-10-25</w:t>
       <w:br/>
       <w:br/>
     </w:r>

--- a/klagomål/A 33558-2026 FSC-klagomål.docx
+++ b/klagomål/A 33558-2026 FSC-klagomål.docx
@@ -889,7 +889,7 @@
     <w:r>
       <w:tab/>
       <w:tab/>
-      <w:t>2026-10-25</w:t>
+      <w:t>2026-10-26</w:t>
       <w:br/>
       <w:br/>
     </w:r>

--- a/klagomål/A 33558-2026 FSC-klagomål.docx
+++ b/klagomål/A 33558-2026 FSC-klagomål.docx
@@ -889,7 +889,7 @@
     <w:r>
       <w:tab/>
       <w:tab/>
-      <w:t>2026-10-26</w:t>
+      <w:t>2026-10-27</w:t>
       <w:br/>
       <w:br/>
     </w:r>

--- a/klagomål/A 33558-2026 FSC-klagomål.docx
+++ b/klagomål/A 33558-2026 FSC-klagomål.docx
@@ -889,7 +889,7 @@
     <w:r>
       <w:tab/>
       <w:tab/>
-      <w:t>2026-10-27</w:t>
+      <w:t>2026-10-28</w:t>
       <w:br/>
       <w:br/>
     </w:r>

--- a/klagomål/A 33558-2026 FSC-klagomål.docx
+++ b/klagomål/A 33558-2026 FSC-klagomål.docx
@@ -889,7 +889,7 @@
     <w:r>
       <w:tab/>
       <w:tab/>
-      <w:t>2026-10-28</w:t>
+      <w:t>2026-10-29</w:t>
       <w:br/>
       <w:br/>
     </w:r>

--- a/klagomål/A 33558-2026 FSC-klagomål.docx
+++ b/klagomål/A 33558-2026 FSC-klagomål.docx
@@ -889,7 +889,7 @@
     <w:r>
       <w:tab/>
       <w:tab/>
-      <w:t>2026-10-29</w:t>
+      <w:t>2026-10-31</w:t>
       <w:br/>
       <w:br/>
     </w:r>
